--- a/site/files/editorial-tightened/editorial-report-he.docx
+++ b/site/files/editorial-tightened/editorial-report-he.docx
@@ -662,6 +662,18 @@
         <w:t>* הבנתי שאני צריך לטייל עם הכלבה שלי.</w:t>
       </w:r>
     </w:p>
+    <w:p>
+      <w:r>
+        <w:t xml:space="preserve">---</w:t>
+      </w:r>
+    </w:p>
+    <w:p>
+      <w:r>
+        <w:t xml:space="preserve">---
+הבהרת מתודולוגיה קצרה: כאשר המסמך משתמש במונחים מתחומי מתמטיקה, פיזיקה, מדעי המחשב, לוגיקה או בינה מלאכותית, יש לקרוא אותם לפי ההקשר המוצהר: לעיתים כמטאפורה מבנית, לעיתים כמודל קריאה, ולעיתים כטענה פורמלית רק אם הדבר נאמר במפורש. אין להבין שימוש במונח מדעי כהוכחה מדעית או מטפיזית בפני עצמו.
+</w:t>
+      </w:r>
+    </w:p>
     <w:sectPr>
       <w:pgSz w:w="12240" w:h="15840"/>
       <w:pgMar w:top="1120" w:right="1160" w:bottom="1120" w:left="1160" w:header="720" w:footer="720" w:gutter="0"/>
